--- a/data/knowledge_base/knowledge.docx
+++ b/data/knowledge_base/knowledge.docx
@@ -14,7 +14,19 @@
         <w:rPr>
           <w:rFonts w:hint="eastAsia"/>
         </w:rPr>
-        <w:t>厦门大学师生（含嘉庚学院）可凭学生卡/教工卡到馆进行借书，或访问厦门大学嘉庚学院图书馆网站进行线上委托借阅。</w:t>
+        <w:t>厦门大学</w:t>
+      </w:r>
+      <w:r>
+        <w:rPr>
+          <w:rFonts w:hint="eastAsia"/>
+        </w:rPr>
+        <w:t>嘉庚学院</w:t>
+      </w:r>
+      <w:r>
+        <w:rPr>
+          <w:rFonts w:hint="eastAsia"/>
+        </w:rPr>
+        <w:t>师生可凭学生卡/教工卡到馆进行借书，或访问厦门大学嘉庚学院图书馆网站进行线上委托借阅。</w:t>
       </w:r>
     </w:p>
     <w:p>

--- a/data/knowledge_base/knowledge.docx
+++ b/data/knowledge_base/knowledge.docx
@@ -3,61 +3,1325 @@
 <w:document xmlns:wpc="http://schemas.microsoft.com/office/word/2010/wordprocessingCanvas" xmlns:cx="http://schemas.microsoft.com/office/drawing/2014/chartex" xmlns:cx1="http://schemas.microsoft.com/office/drawing/2015/9/8/chartex" xmlns:cx2="http://schemas.microsoft.com/office/drawing/2015/10/21/chartex" xmlns:cx3="http://schemas.microsoft.com/office/drawing/2016/5/9/chartex" xmlns:cx4="http://schemas.microsoft.com/office/drawing/2016/5/10/chartex" xmlns:cx5="http://schemas.microsoft.com/office/drawing/2016/5/11/chartex" xmlns:cx6="http://schemas.microsoft.com/office/drawing/2016/5/12/chartex" xmlns:cx7="http://schemas.microsoft.com/office/drawing/2016/5/13/chartex" xmlns:cx8="http://schemas.microsoft.com/office/drawing/2016/5/14/chartex" xmlns:mc="http://schemas.openxmlformats.org/markup-compatibility/2006" xmlns:aink="http://schemas.microsoft.com/office/drawing/2016/ink" xmlns:am3d="http://schemas.microsoft.com/office/drawing/2017/model3d" xmlns:o="urn:schemas-microsoft-com:office:office" xmlns:oel="http://schemas.microsoft.com/office/2019/extlst" xmlns:r="http://schemas.openxmlformats.org/officeDocument/2006/relationships" xmlns:m="http://schemas.openxmlformats.org/officeDocument/2006/math" xmlns:v="urn:schemas-microsoft-com:vml" xmlns:wp14="http://schemas.microsoft.com/office/word/2010/wordprocessingDrawing" xmlns:wp="http://schemas.openxmlformats.org/drawingml/2006/wordprocessingDrawing" xmlns:w10="urn:schemas-microsoft-com:office:word" xmlns:w="http://schemas.openxmlformats.org/wordprocessingml/2006/main" xmlns:w14="http://schemas.microsoft.com/office/word/2010/wordml" xmlns:w15="http://schemas.microsoft.com/office/word/2012/wordml" xmlns:w16cex="http://schemas.microsoft.com/office/word/2018/wordml/cex" xmlns:w16cid="http://schemas.microsoft.com/office/word/2016/wordml/cid" xmlns:w16="http://schemas.microsoft.com/office/word/2018/wordml" xmlns:w16du="http://schemas.microsoft.com/office/word/2023/wordml/word16du" xmlns:w16sdtdh="http://schemas.microsoft.com/office/word/2020/wordml/sdtdatahash" xmlns:w16sdtfl="http://schemas.microsoft.com/office/word/2024/wordml/sdtformatlock" xmlns:w16se="http://schemas.microsoft.com/office/word/2015/wordml/symex" xmlns:wpg="http://schemas.microsoft.com/office/word/2010/wordprocessingGroup" xmlns:wpi="http://schemas.microsoft.com/office/word/2010/wordprocessingInk" xmlns:wne="http://schemas.microsoft.com/office/word/2006/wordml" xmlns:wps="http://schemas.microsoft.com/office/word/2010/wordprocessingShape" mc:Ignorable="w14 w15 w16se w16cid w16 w16cex w16sdtdh w16sdtfl w16du wp14">
   <w:body>
     <w:p>
-      <w:pPr>
-        <w:pStyle w:val="a9"/>
-        <w:numPr>
-          <w:ilvl w:val="0"/>
-          <w:numId w:val="1"/>
-        </w:numPr>
-      </w:pPr>
+      <w:proofErr w:type="gramStart"/>
       <w:r>
         <w:rPr>
           <w:rFonts w:hint="eastAsia"/>
         </w:rPr>
-        <w:t>厦门大学</w:t>
-      </w:r>
+        <w:t>馆情介绍</w:t>
+      </w:r>
+      <w:proofErr w:type="gramEnd"/>
+    </w:p>
+    <w:p>
       <w:r>
         <w:rPr>
           <w:rFonts w:hint="eastAsia"/>
         </w:rPr>
-        <w:t>嘉庚学院</w:t>
-      </w:r>
+        <w:t>发布日期：</w:t>
+      </w:r>
+      <w:r>
+        <w:t>2017-09-21 发布作者：信息技术部 访问量： 5637</w:t>
+      </w:r>
+    </w:p>
+    <w:p>
       <w:r>
         <w:rPr>
           <w:rFonts w:hint="eastAsia"/>
         </w:rPr>
-        <w:t>师生可凭学生卡/教工卡到馆进行借书，或访问厦门大学嘉庚学院图书馆网站进行线上委托借阅。</w:t>
+        <w:t>厦门大学嘉庚学院图书馆建立于</w:t>
+      </w:r>
+      <w:r>
+        <w:t>2004年11月，坐落于厦门大学校漳州校区主楼群3号楼。图书馆在建设和发展中始终与学校的发展目标相适应，经过多年的努力已建成为学校的信息资源中心，是为教学和科研服务的辅助部门，是校园文化建设，尤其是书香校园建设的重要基地。</w:t>
+      </w:r>
+    </w:p>
+    <w:p/>
+    <w:p>
+      <w:r>
+        <w:t>2005年正式开放的图书馆，建筑上以嘉</w:t>
+      </w:r>
+      <w:proofErr w:type="gramStart"/>
+      <w:r>
+        <w:t>庚风格</w:t>
+      </w:r>
+      <w:proofErr w:type="gramEnd"/>
+      <w:r>
+        <w:t>建筑为主，中西合璧，恢弘大气。馆舍总面积37792平方米，结构特点是“对外全封闭，对内全开放的矩阵式格局”，图书馆三楼中庭采用大开间及挑高的设计，气势宏伟。</w:t>
+      </w:r>
+    </w:p>
+    <w:p/>
+    <w:p>
+      <w:r>
+        <w:rPr>
+          <w:rFonts w:hint="eastAsia"/>
+        </w:rPr>
+        <w:t>图书馆目前实行藏、阅、借、参一体的“全开架式”服务模式，共有阅览座位</w:t>
+      </w:r>
+      <w:r>
+        <w:t>3402个。内设开架书库、过刊、</w:t>
+      </w:r>
+      <w:proofErr w:type="gramStart"/>
+      <w:r>
+        <w:t>现刊阅览</w:t>
+      </w:r>
+      <w:proofErr w:type="gramEnd"/>
+      <w:r>
+        <w:t>区、外文图书阅览区、研讨室、多媒体会议室、艺术展厅等，同时设立备考联盟、读者积分专座等学习空间，为广大师生的教学科研活动提供场所。</w:t>
+      </w:r>
+    </w:p>
+    <w:p/>
+    <w:p>
+      <w:r>
+        <w:rPr>
+          <w:rFonts w:hint="eastAsia"/>
+        </w:rPr>
+        <w:t>图书馆现有馆藏书</w:t>
+      </w:r>
+      <w:r>
+        <w:t>200余万册，</w:t>
+      </w:r>
+      <w:proofErr w:type="gramStart"/>
+      <w:r>
+        <w:t>现刊725种</w:t>
+      </w:r>
+      <w:proofErr w:type="gramEnd"/>
+      <w:r>
+        <w:t>，报纸65种，电子图书近百万种，同时与厦大共享近千万种文献资源，并与厦门大学思明校区总馆、法学与艺术分馆、</w:t>
+      </w:r>
+      <w:proofErr w:type="gramStart"/>
+      <w:r>
+        <w:t>翔安校区</w:t>
+      </w:r>
+      <w:proofErr w:type="gramEnd"/>
+      <w:r>
+        <w:t>德旺图书馆、海</w:t>
+      </w:r>
+      <w:proofErr w:type="gramStart"/>
+      <w:r>
+        <w:t>韵学生</w:t>
+      </w:r>
+      <w:proofErr w:type="gramEnd"/>
+      <w:r>
+        <w:t>公寓分馆之间实行通借通还。</w:t>
+      </w:r>
+    </w:p>
+    <w:p/>
+    <w:p>
+      <w:r>
+        <w:rPr>
+          <w:rFonts w:hint="eastAsia"/>
+        </w:rPr>
+        <w:t>图书馆坚持以“读者第一，服务至上”的服务理念，秉承学校“以学生为中心”的思想，积极利用先进技术，突破时空局限，拓展延伸图书馆服务功能。在馆内覆盖无线网络，并配备了公共检索机、电子读报机、自助文印等设备。图书馆主页</w:t>
+      </w:r>
+      <w:r>
+        <w:t>24小时为读者提供数字资源检索、书目查询、读者借阅查询、图书预约、续借、委托、电子邮件催还等网上服务。图书馆还开通了微信、</w:t>
+      </w:r>
+      <w:proofErr w:type="gramStart"/>
+      <w:r>
+        <w:t>微博及</w:t>
+      </w:r>
+      <w:proofErr w:type="gramEnd"/>
+      <w:r>
+        <w:t>咨询QQ，读者可以通过移动终端随时获取图书馆相关信息资源与服务。</w:t>
+      </w:r>
+    </w:p>
+    <w:p/>
+    <w:p>
+      <w:r>
+        <w:rPr>
+          <w:rFonts w:hint="eastAsia"/>
+        </w:rPr>
+        <w:t>图书馆以“学科服务”为工作重心，不断开拓服务领域，增强服务功能，目前已开通为学校师生提供论文收录引用检索服务、定题服务、信息素养培训、学科资讯推送等，并利用大数据进行分析，制作如学科竞争力发展报告等数据分析报告来促进学科馆藏资源建设。</w:t>
+      </w:r>
+    </w:p>
+    <w:p/>
+    <w:p>
+      <w:r>
+        <w:rPr>
+          <w:rFonts w:hint="eastAsia"/>
+        </w:rPr>
+        <w:lastRenderedPageBreak/>
+        <w:t>图书馆积极开展大学生信息素养教育，通过开展讲座、比赛及与各院系学生会、党支部志愿者开展立项活动，组建了图书馆学生自治管理团队，让学生参与图书馆的日常管理等方式提升大学生信息素养能力。其中学生自治管理团队的建立不仅提升学生的信息素养，加强图书馆与读者间良性互动，更为学生提供了参与实践的机会。</w:t>
+      </w:r>
+    </w:p>
+    <w:p/>
+    <w:p>
+      <w:r>
+        <w:rPr>
+          <w:rFonts w:hint="eastAsia"/>
+        </w:rPr>
+        <w:t>图书馆作为校园文化建设重要基地，自</w:t>
+      </w:r>
+      <w:r>
+        <w:t>2017年4月起图书馆每年举办的“在‘嘉’读书”读书节系列活动广受学校师生欢迎。大学生文化素质专家讲座、“阅读·分享”沙龙汇、真人图书馆、精品图书展、书画名家邀请展、嘉庚讲堂、微阅读比赛、易书房等多项丰富多彩的阅读推广活动，将“爱读书、会读书、读好书”的良好校园文化氛围植入嘉庚学子的心中，为建设“文化嘉园”营造了良好的文化氛围。</w:t>
+      </w:r>
+    </w:p>
+    <w:p/>
+    <w:p>
+      <w:r>
+        <w:rPr>
+          <w:rFonts w:hint="eastAsia"/>
+        </w:rPr>
+        <w:t>图书馆将不断提高数字信息技术含量，在服务方式上最大限度地满足读者需求，并不断丰富馆藏资源，优化资源配置，充分发挥馆藏特色文献优势，加强信息资源的深层次开发与利用，为学校的教学科研、学科建设和人才培养提供有力的文献信息资源保障。</w:t>
+      </w:r>
+    </w:p>
+    <w:p/>
+    <w:p>
+      <w:pPr>
+        <w:rPr>
+          <w:b/>
+          <w:bCs/>
+        </w:rPr>
+      </w:pPr>
+      <w:r>
+        <w:rPr>
+          <w:rFonts w:hint="eastAsia"/>
+          <w:b/>
+          <w:bCs/>
+        </w:rPr>
+        <w:t>图书馆部门设置</w:t>
       </w:r>
     </w:p>
     <w:p>
       <w:pPr>
-        <w:pStyle w:val="a9"/>
-        <w:numPr>
-          <w:ilvl w:val="0"/>
-          <w:numId w:val="1"/>
-        </w:numPr>
-      </w:pPr>
-      <w:r>
         <w:rPr>
           <w:rFonts w:hint="eastAsia"/>
         </w:rPr>
-        <w:t>图书馆内设有自助查询机，师生可在查询机上访问图书库进行书籍、期刊查询等操作。</w:t>
+      </w:pPr>
+      <w:r>
+        <w:rPr>
+          <w:rFonts w:hint="eastAsia"/>
+        </w:rPr>
+        <w:t>发布日期：2017-09-26 发布作者：信息技术部 访问量： 50</w:t>
       </w:r>
     </w:p>
     <w:p>
       <w:pPr>
-        <w:pStyle w:val="a9"/>
-        <w:numPr>
-          <w:ilvl w:val="0"/>
-          <w:numId w:val="1"/>
-        </w:numPr>
-      </w:pPr>
-      <w:r>
         <w:rPr>
           <w:rFonts w:hint="eastAsia"/>
         </w:rPr>
-        <w:t>图书馆前台工作人员可帮助解决问题，如有疑问可咨询图书馆前台工作人员。</w:t>
-      </w:r>
+      </w:pPr>
+      <w:r>
+        <w:t>为了更好的服务我校师生，进一步提升服务质量，实现资源信息功能服务不断拓宽的建设目标，致力满足学校“教学与科研并举，以有效教学见长”的办学理念需求，图书馆对原有组织机构进行重新规划、调整，现设五个部门，部门职责分工如下：</w:t>
+      </w:r>
+    </w:p>
+    <w:tbl>
+      <w:tblPr>
+        <w:tblW w:w="5000" w:type="pct"/>
+        <w:jc w:val="center"/>
+        <w:tblCellMar>
+          <w:left w:w="0" w:type="dxa"/>
+          <w:right w:w="0" w:type="dxa"/>
+        </w:tblCellMar>
+        <w:tblLook w:val="04A0" w:firstRow="1" w:lastRow="0" w:firstColumn="1" w:lastColumn="0" w:noHBand="0" w:noVBand="1"/>
+      </w:tblPr>
+      <w:tblGrid>
+        <w:gridCol w:w="1592"/>
+        <w:gridCol w:w="6698"/>
+      </w:tblGrid>
+      <w:tr>
+        <w:trPr>
+          <w:jc w:val="center"/>
+        </w:trPr>
+        <w:tc>
+          <w:tcPr>
+            <w:tcW w:w="950" w:type="pct"/>
+            <w:tcBorders>
+              <w:top w:val="single" w:sz="6" w:space="0" w:color="000000"/>
+              <w:left w:val="single" w:sz="6" w:space="0" w:color="000000"/>
+              <w:bottom w:val="single" w:sz="6" w:space="0" w:color="000000"/>
+              <w:right w:val="single" w:sz="6" w:space="0" w:color="000000"/>
+            </w:tcBorders>
+            <w:shd w:val="clear" w:color="auto" w:fill="FFFFFF"/>
+            <w:tcMar>
+              <w:top w:w="75" w:type="dxa"/>
+              <w:left w:w="150" w:type="dxa"/>
+              <w:bottom w:w="75" w:type="dxa"/>
+              <w:right w:w="150" w:type="dxa"/>
+            </w:tcMar>
+            <w:vAlign w:val="center"/>
+            <w:hideMark/>
+          </w:tcPr>
+          <w:p>
+            <w:r>
+              <w:rPr>
+                <w:rFonts w:hint="eastAsia"/>
+                <w:b/>
+                <w:bCs/>
+              </w:rPr>
+              <w:t>部门名称</w:t>
+            </w:r>
+          </w:p>
+        </w:tc>
+        <w:tc>
+          <w:tcPr>
+            <w:tcW w:w="4000" w:type="pct"/>
+            <w:tcBorders>
+              <w:top w:val="single" w:sz="6" w:space="0" w:color="000000"/>
+              <w:left w:val="single" w:sz="6" w:space="0" w:color="000000"/>
+              <w:bottom w:val="single" w:sz="6" w:space="0" w:color="000000"/>
+              <w:right w:val="single" w:sz="6" w:space="0" w:color="000000"/>
+            </w:tcBorders>
+            <w:shd w:val="clear" w:color="auto" w:fill="FFFFFF"/>
+            <w:tcMar>
+              <w:top w:w="75" w:type="dxa"/>
+              <w:left w:w="150" w:type="dxa"/>
+              <w:bottom w:w="75" w:type="dxa"/>
+              <w:right w:w="150" w:type="dxa"/>
+            </w:tcMar>
+            <w:vAlign w:val="center"/>
+            <w:hideMark/>
+          </w:tcPr>
+          <w:p>
+            <w:r>
+              <w:rPr>
+                <w:rFonts w:hint="eastAsia"/>
+                <w:b/>
+                <w:bCs/>
+              </w:rPr>
+              <w:t>主要职责</w:t>
+            </w:r>
+          </w:p>
+        </w:tc>
+      </w:tr>
+      <w:tr>
+        <w:trPr>
+          <w:jc w:val="center"/>
+        </w:trPr>
+        <w:tc>
+          <w:tcPr>
+            <w:tcW w:w="950" w:type="pct"/>
+            <w:tcBorders>
+              <w:top w:val="single" w:sz="6" w:space="0" w:color="000000"/>
+              <w:left w:val="single" w:sz="6" w:space="0" w:color="000000"/>
+              <w:bottom w:val="single" w:sz="6" w:space="0" w:color="000000"/>
+              <w:right w:val="single" w:sz="6" w:space="0" w:color="000000"/>
+            </w:tcBorders>
+            <w:shd w:val="clear" w:color="auto" w:fill="FFFFFF"/>
+            <w:tcMar>
+              <w:top w:w="75" w:type="dxa"/>
+              <w:left w:w="150" w:type="dxa"/>
+              <w:bottom w:w="75" w:type="dxa"/>
+              <w:right w:w="150" w:type="dxa"/>
+            </w:tcMar>
+            <w:vAlign w:val="center"/>
+            <w:hideMark/>
+          </w:tcPr>
+          <w:p>
+            <w:r>
+              <w:rPr>
+                <w:rFonts w:hint="eastAsia"/>
+              </w:rPr>
+              <w:t>办公室</w:t>
+            </w:r>
+          </w:p>
+        </w:tc>
+        <w:tc>
+          <w:tcPr>
+            <w:tcW w:w="4000" w:type="pct"/>
+            <w:tcBorders>
+              <w:top w:val="single" w:sz="6" w:space="0" w:color="000000"/>
+              <w:left w:val="single" w:sz="6" w:space="0" w:color="000000"/>
+              <w:bottom w:val="single" w:sz="6" w:space="0" w:color="000000"/>
+              <w:right w:val="single" w:sz="6" w:space="0" w:color="000000"/>
+            </w:tcBorders>
+            <w:shd w:val="clear" w:color="auto" w:fill="FFFFFF"/>
+            <w:tcMar>
+              <w:top w:w="75" w:type="dxa"/>
+              <w:left w:w="150" w:type="dxa"/>
+              <w:bottom w:w="75" w:type="dxa"/>
+              <w:right w:w="150" w:type="dxa"/>
+            </w:tcMar>
+            <w:vAlign w:val="center"/>
+            <w:hideMark/>
+          </w:tcPr>
+          <w:p>
+            <w:r>
+              <w:rPr>
+                <w:rFonts w:hint="eastAsia"/>
+              </w:rPr>
+              <w:t>1. 负责协调馆内外日常行政、联系、接待工作；</w:t>
+            </w:r>
+          </w:p>
+          <w:p>
+            <w:r>
+              <w:rPr>
+                <w:rFonts w:hint="eastAsia"/>
+              </w:rPr>
+              <w:t>2. 负责图书馆的文书工作，起草大事记，协助馆领导制订工作计划、规章制度和总结工作，组织全馆性活动和各类会议；</w:t>
+            </w:r>
+          </w:p>
+          <w:p>
+            <w:r>
+              <w:rPr>
+                <w:rFonts w:hint="eastAsia"/>
+              </w:rPr>
+              <w:t>3. 负责全馆各种行政、业务文件的传递、归档保管及印章管理工作。</w:t>
+            </w:r>
+          </w:p>
+          <w:p>
+            <w:r>
+              <w:rPr>
+                <w:rFonts w:hint="eastAsia"/>
+              </w:rPr>
+              <w:t>4. 负责全馆的经费预算、结算等财务管理工作；</w:t>
+            </w:r>
+          </w:p>
+          <w:p>
+            <w:r>
+              <w:rPr>
+                <w:rFonts w:hint="eastAsia"/>
+              </w:rPr>
+              <w:t>5. 负责办公用品、耗材的采购和发放管理。</w:t>
+            </w:r>
+          </w:p>
+          <w:p>
+            <w:r>
+              <w:rPr>
+                <w:rFonts w:hint="eastAsia"/>
+              </w:rPr>
+              <w:t>6. 办理全馆的设备家具添置、馆舍、水电和家具设备维修的计</w:t>
+            </w:r>
+            <w:r>
+              <w:rPr>
+                <w:rFonts w:hint="eastAsia"/>
+              </w:rPr>
+              <w:lastRenderedPageBreak/>
+              <w:t>划、申报、落实等工作；</w:t>
+            </w:r>
+          </w:p>
+          <w:p>
+            <w:r>
+              <w:rPr>
+                <w:rFonts w:hint="eastAsia"/>
+              </w:rPr>
+              <w:t>7. 负责全馆的安全、消防及后勤物业的保障与协调，对图书馆保洁、保安工作进行督促、检查等。</w:t>
+            </w:r>
+          </w:p>
+          <w:p>
+            <w:r>
+              <w:rPr>
+                <w:rFonts w:hint="eastAsia"/>
+              </w:rPr>
+              <w:t>8. 完成馆长交办的其他工作。</w:t>
+            </w:r>
+          </w:p>
+        </w:tc>
+      </w:tr>
+      <w:tr>
+        <w:trPr>
+          <w:jc w:val="center"/>
+        </w:trPr>
+        <w:tc>
+          <w:tcPr>
+            <w:tcW w:w="950" w:type="pct"/>
+            <w:tcBorders>
+              <w:top w:val="single" w:sz="6" w:space="0" w:color="000000"/>
+              <w:left w:val="single" w:sz="6" w:space="0" w:color="000000"/>
+              <w:bottom w:val="single" w:sz="6" w:space="0" w:color="000000"/>
+              <w:right w:val="single" w:sz="6" w:space="0" w:color="000000"/>
+            </w:tcBorders>
+            <w:shd w:val="clear" w:color="auto" w:fill="FFFFFF"/>
+            <w:tcMar>
+              <w:top w:w="75" w:type="dxa"/>
+              <w:left w:w="150" w:type="dxa"/>
+              <w:bottom w:w="75" w:type="dxa"/>
+              <w:right w:w="150" w:type="dxa"/>
+            </w:tcMar>
+            <w:vAlign w:val="center"/>
+            <w:hideMark/>
+          </w:tcPr>
+          <w:p>
+            <w:r>
+              <w:rPr>
+                <w:rFonts w:hint="eastAsia"/>
+              </w:rPr>
+              <w:lastRenderedPageBreak/>
+              <w:t>流通部</w:t>
+            </w:r>
+          </w:p>
+        </w:tc>
+        <w:tc>
+          <w:tcPr>
+            <w:tcW w:w="4000" w:type="pct"/>
+            <w:tcBorders>
+              <w:top w:val="single" w:sz="6" w:space="0" w:color="000000"/>
+              <w:left w:val="single" w:sz="6" w:space="0" w:color="000000"/>
+              <w:bottom w:val="single" w:sz="6" w:space="0" w:color="000000"/>
+              <w:right w:val="single" w:sz="6" w:space="0" w:color="000000"/>
+            </w:tcBorders>
+            <w:shd w:val="clear" w:color="auto" w:fill="FFFFFF"/>
+            <w:tcMar>
+              <w:top w:w="75" w:type="dxa"/>
+              <w:left w:w="150" w:type="dxa"/>
+              <w:bottom w:w="75" w:type="dxa"/>
+              <w:right w:w="150" w:type="dxa"/>
+            </w:tcMar>
+            <w:vAlign w:val="center"/>
+            <w:hideMark/>
+          </w:tcPr>
+          <w:p>
+            <w:r>
+              <w:rPr>
+                <w:rFonts w:hint="eastAsia"/>
+              </w:rPr>
+              <w:t>负责本部所管辖的全部库室所藏图书的有序管理及读者的内阅、外借。</w:t>
+            </w:r>
+          </w:p>
+          <w:p>
+            <w:r>
+              <w:rPr>
+                <w:rFonts w:hint="eastAsia"/>
+              </w:rPr>
+              <w:t>1. 负责中外文图书的借出、还回、续借、预约、委托、与厦大其他校区图书馆间的通借通还等借阅相关工作。</w:t>
+            </w:r>
+          </w:p>
+          <w:p>
+            <w:r>
+              <w:rPr>
+                <w:rFonts w:hint="eastAsia"/>
+              </w:rPr>
+              <w:t>2. 接受已加工新书，尽快上架供读者借阅。</w:t>
+            </w:r>
+          </w:p>
+          <w:p>
+            <w:r>
+              <w:rPr>
+                <w:rFonts w:hint="eastAsia"/>
+              </w:rPr>
+              <w:t>3. 负责处理校园卡借阅功能的开通、注销、离校离职手续办理等读者事务</w:t>
+            </w:r>
+          </w:p>
+          <w:p>
+            <w:r>
+              <w:rPr>
+                <w:rFonts w:hint="eastAsia"/>
+              </w:rPr>
+              <w:t>4. 进行藏书修补、</w:t>
+            </w:r>
+            <w:proofErr w:type="gramStart"/>
+            <w:r>
+              <w:rPr>
+                <w:rFonts w:hint="eastAsia"/>
+              </w:rPr>
+              <w:t>剔旧和</w:t>
+            </w:r>
+            <w:proofErr w:type="gramEnd"/>
+            <w:r>
+              <w:rPr>
+                <w:rFonts w:hint="eastAsia"/>
+              </w:rPr>
+              <w:t>馆藏记录维护等工作。</w:t>
+            </w:r>
+          </w:p>
+          <w:p>
+            <w:r>
+              <w:rPr>
+                <w:rFonts w:hint="eastAsia"/>
+              </w:rPr>
+              <w:t>6. 向读者宣传推荐馆藏书刊，进行一般性咨询。</w:t>
+            </w:r>
+          </w:p>
+          <w:p>
+            <w:r>
+              <w:rPr>
+                <w:rFonts w:hint="eastAsia"/>
+              </w:rPr>
+              <w:t>7. 负责读者的违规处理和到期催还业务，维护</w:t>
+            </w:r>
+            <w:proofErr w:type="gramStart"/>
+            <w:r>
+              <w:rPr>
+                <w:rFonts w:hint="eastAsia"/>
+              </w:rPr>
+              <w:t>好正常</w:t>
+            </w:r>
+            <w:proofErr w:type="gramEnd"/>
+            <w:r>
+              <w:rPr>
+                <w:rFonts w:hint="eastAsia"/>
+              </w:rPr>
+              <w:t>的图书流通秩序。</w:t>
+            </w:r>
+          </w:p>
+          <w:p>
+            <w:r>
+              <w:rPr>
+                <w:rFonts w:hint="eastAsia"/>
+              </w:rPr>
+              <w:t>8. 听取读者意见，改进服务工作。</w:t>
+            </w:r>
+          </w:p>
+          <w:p>
+            <w:r>
+              <w:rPr>
+                <w:rFonts w:hint="eastAsia"/>
+              </w:rPr>
+              <w:t>9. 完成流通</w:t>
+            </w:r>
+            <w:proofErr w:type="gramStart"/>
+            <w:r>
+              <w:rPr>
+                <w:rFonts w:hint="eastAsia"/>
+              </w:rPr>
+              <w:t>部流通</w:t>
+            </w:r>
+            <w:proofErr w:type="gramEnd"/>
+            <w:r>
+              <w:rPr>
+                <w:rFonts w:hint="eastAsia"/>
+              </w:rPr>
+              <w:t>人次和册次的统计上报。</w:t>
+            </w:r>
+          </w:p>
+          <w:p>
+            <w:r>
+              <w:rPr>
+                <w:rFonts w:hint="eastAsia"/>
+              </w:rPr>
+              <w:t>10.完成馆领导交办的其他工作。</w:t>
+            </w:r>
+          </w:p>
+        </w:tc>
+      </w:tr>
+      <w:tr>
+        <w:trPr>
+          <w:jc w:val="center"/>
+        </w:trPr>
+        <w:tc>
+          <w:tcPr>
+            <w:tcW w:w="950" w:type="pct"/>
+            <w:tcBorders>
+              <w:top w:val="single" w:sz="6" w:space="0" w:color="000000"/>
+              <w:left w:val="single" w:sz="6" w:space="0" w:color="000000"/>
+              <w:bottom w:val="single" w:sz="6" w:space="0" w:color="000000"/>
+              <w:right w:val="single" w:sz="6" w:space="0" w:color="000000"/>
+            </w:tcBorders>
+            <w:shd w:val="clear" w:color="auto" w:fill="FFFFFF"/>
+            <w:tcMar>
+              <w:top w:w="75" w:type="dxa"/>
+              <w:left w:w="150" w:type="dxa"/>
+              <w:bottom w:w="75" w:type="dxa"/>
+              <w:right w:w="150" w:type="dxa"/>
+            </w:tcMar>
+            <w:vAlign w:val="center"/>
+            <w:hideMark/>
+          </w:tcPr>
+          <w:p>
+            <w:r>
+              <w:rPr>
+                <w:rFonts w:hint="eastAsia"/>
+              </w:rPr>
+              <w:t>信息咨询部</w:t>
+            </w:r>
+          </w:p>
+        </w:tc>
+        <w:tc>
+          <w:tcPr>
+            <w:tcW w:w="4000" w:type="pct"/>
+            <w:tcBorders>
+              <w:top w:val="single" w:sz="6" w:space="0" w:color="000000"/>
+              <w:left w:val="single" w:sz="6" w:space="0" w:color="000000"/>
+              <w:bottom w:val="single" w:sz="6" w:space="0" w:color="000000"/>
+              <w:right w:val="single" w:sz="6" w:space="0" w:color="000000"/>
+            </w:tcBorders>
+            <w:shd w:val="clear" w:color="auto" w:fill="FFFFFF"/>
+            <w:tcMar>
+              <w:top w:w="75" w:type="dxa"/>
+              <w:left w:w="150" w:type="dxa"/>
+              <w:bottom w:w="75" w:type="dxa"/>
+              <w:right w:w="150" w:type="dxa"/>
+            </w:tcMar>
+            <w:vAlign w:val="center"/>
+            <w:hideMark/>
+          </w:tcPr>
+          <w:p>
+            <w:r>
+              <w:rPr>
+                <w:rFonts w:hint="eastAsia"/>
+              </w:rPr>
+              <w:t>1. 负责读者参考咨询和教育部科技查新站的综合管理与协调服务。</w:t>
+            </w:r>
+          </w:p>
+          <w:p>
+            <w:r>
+              <w:rPr>
+                <w:rFonts w:hint="eastAsia"/>
+              </w:rPr>
+              <w:t>2. 负责支持学校教学科研的学科服务，综合协调学科服务、情报分析工作。</w:t>
+            </w:r>
+          </w:p>
+          <w:p>
+            <w:r>
+              <w:rPr>
+                <w:rFonts w:hint="eastAsia"/>
+              </w:rPr>
+              <w:t>3. 负责信息素养培训讲座的教学。</w:t>
+            </w:r>
+          </w:p>
+          <w:p>
+            <w:r>
+              <w:rPr>
+                <w:rFonts w:hint="eastAsia"/>
+              </w:rPr>
+              <w:t>4. 负责电子资源的推介和使用分析。</w:t>
+            </w:r>
+          </w:p>
+          <w:p>
+            <w:r>
+              <w:rPr>
+                <w:rFonts w:hint="eastAsia"/>
+              </w:rPr>
+              <w:t>5. 负责数字图书馆资源和服务的需求分析。</w:t>
+            </w:r>
+          </w:p>
+          <w:p>
+            <w:r>
+              <w:rPr>
+                <w:rFonts w:hint="eastAsia"/>
+              </w:rPr>
+              <w:t>6. 负责图书馆报纸、期刊、过刊、过报、开发区史料展厅等各阅览区及相关责任区域的各种资源管理与阅览秩序维护，解答读者咨询。</w:t>
+            </w:r>
+          </w:p>
+          <w:p>
+            <w:r>
+              <w:rPr>
+                <w:rFonts w:hint="eastAsia"/>
+              </w:rPr>
+              <w:lastRenderedPageBreak/>
+              <w:t>7. 根据本馆报刊资源建设原则，负责图书馆</w:t>
+            </w:r>
+            <w:proofErr w:type="gramStart"/>
+            <w:r>
+              <w:rPr>
+                <w:rFonts w:hint="eastAsia"/>
+              </w:rPr>
+              <w:t>中文现刊的</w:t>
+            </w:r>
+            <w:proofErr w:type="gramEnd"/>
+            <w:r>
+              <w:rPr>
+                <w:rFonts w:hint="eastAsia"/>
+              </w:rPr>
+              <w:t>提订。全面、及时了解国内报刊出版发行动态和读者需求信息。</w:t>
+            </w:r>
+          </w:p>
+          <w:p>
+            <w:r>
+              <w:rPr>
+                <w:rFonts w:hint="eastAsia"/>
+              </w:rPr>
+              <w:t>8. 负责</w:t>
+            </w:r>
+            <w:proofErr w:type="gramStart"/>
+            <w:r>
+              <w:rPr>
+                <w:rFonts w:hint="eastAsia"/>
+              </w:rPr>
+              <w:t>全馆现刊验收</w:t>
+            </w:r>
+            <w:proofErr w:type="gramEnd"/>
+            <w:r>
+              <w:rPr>
+                <w:rFonts w:hint="eastAsia"/>
+              </w:rPr>
+              <w:t>与系统记到、加工、典藏、催缺、下架整理与</w:t>
+            </w:r>
+            <w:proofErr w:type="gramStart"/>
+            <w:r>
+              <w:rPr>
+                <w:rFonts w:hint="eastAsia"/>
+              </w:rPr>
+              <w:t>系统送装工作</w:t>
+            </w:r>
+            <w:proofErr w:type="gramEnd"/>
+            <w:r>
+              <w:rPr>
+                <w:rFonts w:hint="eastAsia"/>
+              </w:rPr>
+              <w:t>，并负责监督、确认中外文期刊供应合同的执行情况。</w:t>
+            </w:r>
+          </w:p>
+          <w:p>
+            <w:r>
+              <w:rPr>
+                <w:rFonts w:hint="eastAsia"/>
+              </w:rPr>
+              <w:t>9. 完成馆长交办的其他任务。</w:t>
+            </w:r>
+          </w:p>
+        </w:tc>
+      </w:tr>
+      <w:tr>
+        <w:trPr>
+          <w:jc w:val="center"/>
+        </w:trPr>
+        <w:tc>
+          <w:tcPr>
+            <w:tcW w:w="950" w:type="pct"/>
+            <w:tcBorders>
+              <w:top w:val="single" w:sz="6" w:space="0" w:color="000000"/>
+              <w:left w:val="single" w:sz="6" w:space="0" w:color="000000"/>
+              <w:bottom w:val="single" w:sz="6" w:space="0" w:color="000000"/>
+              <w:right w:val="single" w:sz="6" w:space="0" w:color="000000"/>
+            </w:tcBorders>
+            <w:shd w:val="clear" w:color="auto" w:fill="FFFFFF"/>
+            <w:tcMar>
+              <w:top w:w="75" w:type="dxa"/>
+              <w:left w:w="150" w:type="dxa"/>
+              <w:bottom w:w="75" w:type="dxa"/>
+              <w:right w:w="150" w:type="dxa"/>
+            </w:tcMar>
+            <w:vAlign w:val="center"/>
+            <w:hideMark/>
+          </w:tcPr>
+          <w:p>
+            <w:r>
+              <w:rPr>
+                <w:rFonts w:hint="eastAsia"/>
+              </w:rPr>
+              <w:lastRenderedPageBreak/>
+              <w:t>读者服务部</w:t>
+            </w:r>
+          </w:p>
+        </w:tc>
+        <w:tc>
+          <w:tcPr>
+            <w:tcW w:w="4000" w:type="pct"/>
+            <w:tcBorders>
+              <w:top w:val="single" w:sz="6" w:space="0" w:color="000000"/>
+              <w:left w:val="single" w:sz="6" w:space="0" w:color="000000"/>
+              <w:bottom w:val="single" w:sz="6" w:space="0" w:color="000000"/>
+              <w:right w:val="single" w:sz="6" w:space="0" w:color="000000"/>
+            </w:tcBorders>
+            <w:shd w:val="clear" w:color="auto" w:fill="FFFFFF"/>
+            <w:tcMar>
+              <w:top w:w="75" w:type="dxa"/>
+              <w:left w:w="150" w:type="dxa"/>
+              <w:bottom w:w="75" w:type="dxa"/>
+              <w:right w:w="150" w:type="dxa"/>
+            </w:tcMar>
+            <w:vAlign w:val="center"/>
+            <w:hideMark/>
+          </w:tcPr>
+          <w:p>
+            <w:r>
+              <w:rPr>
+                <w:rFonts w:hint="eastAsia"/>
+              </w:rPr>
+              <w:t>1. 负责微信、</w:t>
+            </w:r>
+            <w:proofErr w:type="gramStart"/>
+            <w:r>
+              <w:rPr>
+                <w:rFonts w:hint="eastAsia"/>
+              </w:rPr>
+              <w:t>微博等</w:t>
+            </w:r>
+            <w:proofErr w:type="gramEnd"/>
+            <w:r>
+              <w:rPr>
+                <w:rFonts w:hint="eastAsia"/>
+              </w:rPr>
+              <w:t>社交媒体的运营维护与编辑发布。</w:t>
+            </w:r>
+          </w:p>
+          <w:p>
+            <w:r>
+              <w:rPr>
+                <w:rFonts w:hint="eastAsia"/>
+              </w:rPr>
+              <w:t>2. 负责虚拟网络咨询，并与其他业务部门沟通与协调。</w:t>
+            </w:r>
+          </w:p>
+          <w:p>
+            <w:r>
+              <w:rPr>
+                <w:rFonts w:hint="eastAsia"/>
+              </w:rPr>
+              <w:t>3. 负责组织读者培训和新生入馆教育。</w:t>
+            </w:r>
+          </w:p>
+          <w:p>
+            <w:r>
+              <w:rPr>
+                <w:rFonts w:hint="eastAsia"/>
+              </w:rPr>
+              <w:t>4. 负责网络资源的搜集整理及导航建设。</w:t>
+            </w:r>
+          </w:p>
+          <w:p>
+            <w:r>
+              <w:rPr>
+                <w:rFonts w:hint="eastAsia"/>
+              </w:rPr>
+              <w:t>5. 负责协助馆领导制订馆内布局调整。</w:t>
+            </w:r>
+          </w:p>
+          <w:p>
+            <w:r>
+              <w:rPr>
+                <w:rFonts w:hint="eastAsia"/>
+              </w:rPr>
+              <w:t>6. 根据本校读者特点、需求，组织开展形式多样的人文阅读推广活动，如读书讲座、</w:t>
+            </w:r>
+            <w:proofErr w:type="gramStart"/>
+            <w:r>
+              <w:rPr>
+                <w:rFonts w:hint="eastAsia"/>
+              </w:rPr>
+              <w:t>悦读沙龙</w:t>
+            </w:r>
+            <w:proofErr w:type="gramEnd"/>
+            <w:r>
+              <w:rPr>
+                <w:rFonts w:hint="eastAsia"/>
+              </w:rPr>
+              <w:t>以及针对特定对象的交流活动等。</w:t>
+            </w:r>
+          </w:p>
+          <w:p>
+            <w:r>
+              <w:rPr>
+                <w:rFonts w:hint="eastAsia"/>
+              </w:rPr>
+              <w:t>7. 策划开展读书月、宣传月等主题活动</w:t>
+            </w:r>
+          </w:p>
+          <w:p>
+            <w:r>
+              <w:rPr>
+                <w:rFonts w:hint="eastAsia"/>
+              </w:rPr>
+              <w:t>8. 负责读者协会的维护和管理</w:t>
+            </w:r>
+          </w:p>
+          <w:p>
+            <w:r>
+              <w:rPr>
+                <w:rFonts w:hint="eastAsia"/>
+              </w:rPr>
+              <w:t>9. 负责学生志愿者、社团组织等活动的维护和管理</w:t>
+            </w:r>
+          </w:p>
+          <w:p>
+            <w:r>
+              <w:rPr>
+                <w:rFonts w:hint="eastAsia"/>
+              </w:rPr>
+              <w:t>10.负责举办展览及场地布置</w:t>
+            </w:r>
+          </w:p>
+          <w:p>
+            <w:r>
+              <w:rPr>
+                <w:rFonts w:hint="eastAsia"/>
+              </w:rPr>
+              <w:t>11.负责读者图书、展品收藏捐赠管理</w:t>
+            </w:r>
+          </w:p>
+        </w:tc>
+      </w:tr>
+      <w:tr>
+        <w:trPr>
+          <w:jc w:val="center"/>
+        </w:trPr>
+        <w:tc>
+          <w:tcPr>
+            <w:tcW w:w="950" w:type="pct"/>
+            <w:tcBorders>
+              <w:top w:val="single" w:sz="6" w:space="0" w:color="000000"/>
+              <w:left w:val="single" w:sz="6" w:space="0" w:color="000000"/>
+              <w:bottom w:val="single" w:sz="6" w:space="0" w:color="000000"/>
+              <w:right w:val="single" w:sz="6" w:space="0" w:color="000000"/>
+            </w:tcBorders>
+            <w:shd w:val="clear" w:color="auto" w:fill="FFFFFF"/>
+            <w:tcMar>
+              <w:top w:w="75" w:type="dxa"/>
+              <w:left w:w="150" w:type="dxa"/>
+              <w:bottom w:w="75" w:type="dxa"/>
+              <w:right w:w="150" w:type="dxa"/>
+            </w:tcMar>
+            <w:vAlign w:val="center"/>
+            <w:hideMark/>
+          </w:tcPr>
+          <w:p>
+            <w:r>
+              <w:rPr>
+                <w:rFonts w:hint="eastAsia"/>
+              </w:rPr>
+              <w:t>  </w:t>
+            </w:r>
+          </w:p>
+          <w:p>
+            <w:pPr>
+              <w:rPr>
+                <w:rFonts w:hint="eastAsia"/>
+              </w:rPr>
+            </w:pPr>
+            <w:r>
+              <w:rPr>
+                <w:rFonts w:hint="eastAsia"/>
+              </w:rPr>
+              <w:t>  </w:t>
+            </w:r>
+          </w:p>
+          <w:p>
+            <w:pPr>
+              <w:rPr>
+                <w:rFonts w:hint="eastAsia"/>
+              </w:rPr>
+            </w:pPr>
+            <w:r>
+              <w:rPr>
+                <w:rFonts w:hint="eastAsia"/>
+              </w:rPr>
+              <w:t>  </w:t>
+            </w:r>
+          </w:p>
+          <w:p>
+            <w:pPr>
+              <w:rPr>
+                <w:rFonts w:hint="eastAsia"/>
+              </w:rPr>
+            </w:pPr>
+            <w:r>
+              <w:rPr>
+                <w:rFonts w:hint="eastAsia"/>
+              </w:rPr>
+              <w:t>信息资源建设部</w:t>
+            </w:r>
+          </w:p>
+          <w:p>
+            <w:r>
+              <w:rPr>
+                <w:rFonts w:hint="eastAsia"/>
+              </w:rPr>
+              <w:t>  </w:t>
+            </w:r>
+          </w:p>
+        </w:tc>
+        <w:tc>
+          <w:tcPr>
+            <w:tcW w:w="4000" w:type="pct"/>
+            <w:tcBorders>
+              <w:top w:val="single" w:sz="6" w:space="0" w:color="000000"/>
+              <w:left w:val="single" w:sz="6" w:space="0" w:color="000000"/>
+              <w:bottom w:val="single" w:sz="6" w:space="0" w:color="000000"/>
+              <w:right w:val="single" w:sz="6" w:space="0" w:color="000000"/>
+            </w:tcBorders>
+            <w:shd w:val="clear" w:color="auto" w:fill="FFFFFF"/>
+            <w:tcMar>
+              <w:top w:w="75" w:type="dxa"/>
+              <w:left w:w="150" w:type="dxa"/>
+              <w:bottom w:w="75" w:type="dxa"/>
+              <w:right w:w="150" w:type="dxa"/>
+            </w:tcMar>
+            <w:vAlign w:val="center"/>
+            <w:hideMark/>
+          </w:tcPr>
+          <w:p>
+            <w:pPr>
+              <w:rPr>
+                <w:rFonts w:hint="eastAsia"/>
+              </w:rPr>
+            </w:pPr>
+            <w:r>
+              <w:rPr>
+                <w:rFonts w:hint="eastAsia"/>
+              </w:rPr>
+              <w:t>1. 根据学院的教学和科研以及专业发展需要，按照本馆文献资源采选方针，有计划地采集中外文资料，逐步形成具有本院特色的馆藏文献体系。</w:t>
+            </w:r>
+          </w:p>
+          <w:p>
+            <w:r>
+              <w:rPr>
+                <w:rFonts w:hint="eastAsia"/>
+              </w:rPr>
+              <w:t>2. 广辟资料来源，建立关内外书刊资料联络渠道，并负责接收和交换工作。</w:t>
+            </w:r>
+          </w:p>
+          <w:p>
+            <w:r>
+              <w:rPr>
+                <w:rFonts w:hint="eastAsia"/>
+              </w:rPr>
+              <w:t>3. 制定年度文献资料采购计划，负责图书经费预算。</w:t>
+            </w:r>
+          </w:p>
+          <w:p>
+            <w:r>
+              <w:rPr>
+                <w:rFonts w:hint="eastAsia"/>
+              </w:rPr>
+              <w:t>4. 负责各系、处室购置书刊资料的验收、登记。</w:t>
+            </w:r>
+          </w:p>
+          <w:p>
+            <w:r>
+              <w:rPr>
+                <w:rFonts w:hint="eastAsia"/>
+              </w:rPr>
+              <w:t>5. 负责中外文图书文献的验收、登录、分类、编目、加工。</w:t>
+            </w:r>
+          </w:p>
+          <w:p>
+            <w:r>
+              <w:rPr>
+                <w:rFonts w:hint="eastAsia"/>
+              </w:rPr>
+              <w:t>6. 负责各种载体文献的验收、登记和分配。</w:t>
+            </w:r>
+          </w:p>
+          <w:p>
+            <w:r>
+              <w:rPr>
+                <w:rFonts w:hint="eastAsia"/>
+              </w:rPr>
+              <w:lastRenderedPageBreak/>
+              <w:t>7. 负责图书期刊以及各种文献财产帐的管理保存。</w:t>
+            </w:r>
+          </w:p>
+          <w:p>
+            <w:r>
+              <w:rPr>
+                <w:rFonts w:hint="eastAsia"/>
+              </w:rPr>
+              <w:t>8. 负责中外文文献出版动态、预订及到</w:t>
+            </w:r>
+            <w:proofErr w:type="gramStart"/>
+            <w:r>
+              <w:rPr>
+                <w:rFonts w:hint="eastAsia"/>
+              </w:rPr>
+              <w:t>馆宣传</w:t>
+            </w:r>
+            <w:proofErr w:type="gramEnd"/>
+            <w:r>
+              <w:rPr>
+                <w:rFonts w:hint="eastAsia"/>
+              </w:rPr>
+              <w:t>报道工作。</w:t>
+            </w:r>
+          </w:p>
+          <w:p>
+            <w:r>
+              <w:rPr>
+                <w:rFonts w:hint="eastAsia"/>
+              </w:rPr>
+              <w:t>9. 及时总结书刊采购、分类和编目工作的经验，开展业务研究，不断提升工作水平。</w:t>
+            </w:r>
+          </w:p>
+          <w:p>
+            <w:r>
+              <w:rPr>
+                <w:rFonts w:hint="eastAsia"/>
+              </w:rPr>
+              <w:t>10.定时提交文献采集、编目等项业务工作统计报表。</w:t>
+            </w:r>
+          </w:p>
+          <w:p>
+            <w:r>
+              <w:rPr>
+                <w:rFonts w:hint="eastAsia"/>
+              </w:rPr>
+              <w:t>11.完成领导交办的其他工作。</w:t>
+            </w:r>
+          </w:p>
+        </w:tc>
+      </w:tr>
+      <w:tr>
+        <w:trPr>
+          <w:jc w:val="center"/>
+        </w:trPr>
+        <w:tc>
+          <w:tcPr>
+            <w:tcW w:w="950" w:type="pct"/>
+            <w:tcBorders>
+              <w:top w:val="single" w:sz="6" w:space="0" w:color="000000"/>
+              <w:left w:val="single" w:sz="6" w:space="0" w:color="000000"/>
+              <w:bottom w:val="single" w:sz="6" w:space="0" w:color="000000"/>
+              <w:right w:val="single" w:sz="6" w:space="0" w:color="000000"/>
+            </w:tcBorders>
+            <w:shd w:val="clear" w:color="auto" w:fill="FFFFFF"/>
+            <w:tcMar>
+              <w:top w:w="75" w:type="dxa"/>
+              <w:left w:w="150" w:type="dxa"/>
+              <w:bottom w:w="75" w:type="dxa"/>
+              <w:right w:w="150" w:type="dxa"/>
+            </w:tcMar>
+            <w:vAlign w:val="center"/>
+            <w:hideMark/>
+          </w:tcPr>
+          <w:p>
+            <w:r>
+              <w:rPr>
+                <w:rFonts w:hint="eastAsia"/>
+              </w:rPr>
+              <w:lastRenderedPageBreak/>
+              <w:t>信息技术部</w:t>
+            </w:r>
+          </w:p>
+        </w:tc>
+        <w:tc>
+          <w:tcPr>
+            <w:tcW w:w="4000" w:type="pct"/>
+            <w:tcBorders>
+              <w:top w:val="single" w:sz="6" w:space="0" w:color="000000"/>
+              <w:left w:val="single" w:sz="6" w:space="0" w:color="000000"/>
+              <w:bottom w:val="single" w:sz="6" w:space="0" w:color="000000"/>
+              <w:right w:val="single" w:sz="6" w:space="0" w:color="000000"/>
+            </w:tcBorders>
+            <w:shd w:val="clear" w:color="auto" w:fill="FFFFFF"/>
+            <w:tcMar>
+              <w:top w:w="75" w:type="dxa"/>
+              <w:left w:w="150" w:type="dxa"/>
+              <w:bottom w:w="75" w:type="dxa"/>
+              <w:right w:w="150" w:type="dxa"/>
+            </w:tcMar>
+            <w:vAlign w:val="center"/>
+            <w:hideMark/>
+          </w:tcPr>
+          <w:p>
+            <w:r>
+              <w:rPr>
+                <w:rFonts w:hint="eastAsia"/>
+              </w:rPr>
+              <w:t>1、负责组织全馆各类计算机系统和网络系统的维护。</w:t>
+            </w:r>
+          </w:p>
+          <w:p>
+            <w:r>
+              <w:rPr>
+                <w:rFonts w:hint="eastAsia"/>
+              </w:rPr>
+              <w:t>2、负责组织汇</w:t>
+            </w:r>
+            <w:proofErr w:type="gramStart"/>
+            <w:r>
+              <w:rPr>
+                <w:rFonts w:hint="eastAsia"/>
+              </w:rPr>
+              <w:t>文系统</w:t>
+            </w:r>
+            <w:proofErr w:type="gramEnd"/>
+            <w:r>
+              <w:rPr>
+                <w:rFonts w:hint="eastAsia"/>
+              </w:rPr>
+              <w:t>的维护。</w:t>
+            </w:r>
+          </w:p>
+          <w:p>
+            <w:r>
+              <w:rPr>
+                <w:rFonts w:hint="eastAsia"/>
+              </w:rPr>
+              <w:t>3、负责组织本馆主页、自建数据库的制作和维护的管理。</w:t>
+            </w:r>
+          </w:p>
+          <w:p>
+            <w:r>
+              <w:rPr>
+                <w:rFonts w:hint="eastAsia"/>
+              </w:rPr>
+              <w:t>4、负责组织读者成批数据入库管理。</w:t>
+            </w:r>
+          </w:p>
+          <w:p>
+            <w:r>
+              <w:rPr>
+                <w:rFonts w:hint="eastAsia"/>
+              </w:rPr>
+              <w:t>5、负责组织各类镜象服务器系统数据库更新的维护和备份的管理。</w:t>
+            </w:r>
+          </w:p>
+          <w:p>
+            <w:r>
+              <w:rPr>
+                <w:rFonts w:hint="eastAsia"/>
+              </w:rPr>
+              <w:t>6、负责组织完成各类系统运行，操作维护及备份的各种记录。</w:t>
+            </w:r>
+          </w:p>
+          <w:p>
+            <w:r>
+              <w:rPr>
+                <w:rFonts w:hint="eastAsia"/>
+              </w:rPr>
+              <w:t>7、追踪国内外图书馆界自动化发展的新动向。</w:t>
+            </w:r>
+          </w:p>
+          <w:p>
+            <w:r>
+              <w:rPr>
+                <w:rFonts w:hint="eastAsia"/>
+              </w:rPr>
+              <w:t>8、负责组织论证软硬件的引进与应用。</w:t>
+            </w:r>
+          </w:p>
+          <w:p>
+            <w:r>
+              <w:rPr>
+                <w:rFonts w:hint="eastAsia"/>
+              </w:rPr>
+              <w:t>9、负责部内各类设备、材料的财产管理。</w:t>
+            </w:r>
+          </w:p>
+          <w:p>
+            <w:r>
+              <w:rPr>
+                <w:rFonts w:hint="eastAsia"/>
+              </w:rPr>
+              <w:t>10、负责馆内标识，活动海报设计、制作。</w:t>
+            </w:r>
+          </w:p>
+          <w:p>
+            <w:r>
+              <w:rPr>
+                <w:rFonts w:hint="eastAsia"/>
+              </w:rPr>
+              <w:t>11、负责自助文印的维护和管理。</w:t>
+            </w:r>
+          </w:p>
+          <w:p>
+            <w:r>
+              <w:rPr>
+                <w:rFonts w:hint="eastAsia"/>
+              </w:rPr>
+              <w:t>12、负责</w:t>
+            </w:r>
+            <w:proofErr w:type="gramStart"/>
+            <w:r>
+              <w:rPr>
+                <w:rFonts w:hint="eastAsia"/>
+              </w:rPr>
+              <w:t>微信公众号</w:t>
+            </w:r>
+            <w:proofErr w:type="gramEnd"/>
+            <w:r>
+              <w:rPr>
+                <w:rFonts w:hint="eastAsia"/>
+              </w:rPr>
+              <w:t>、部门网站内容排版发布。</w:t>
+            </w:r>
+          </w:p>
+          <w:p>
+            <w:r>
+              <w:rPr>
+                <w:rFonts w:hint="eastAsia"/>
+              </w:rPr>
+              <w:t>13、完成领导交办的其他工作。</w:t>
+            </w:r>
+          </w:p>
+        </w:tc>
+      </w:tr>
+    </w:tbl>
+    <w:p>
+      <w:pPr>
+        <w:rPr>
+          <w:rFonts w:hint="eastAsia"/>
+        </w:rPr>
+      </w:pPr>
     </w:p>
     <w:sectPr>
       <w:pgSz w:w="11906" w:h="16838"/>
@@ -773,7 +2037,6 @@
   <w:style w:type="character" w:default="1" w:styleId="a0">
     <w:name w:val="Default Paragraph Font"/>
     <w:uiPriority w:val="1"/>
-    <w:semiHidden/>
     <w:unhideWhenUsed/>
   </w:style>
   <w:style w:type="table" w:default="1" w:styleId="a1">
